--- a/docs/Neo-Dashboard-Community-Store-Workflow.docx
+++ b/docs/Neo-Dashboard-Community-Store-Workflow.docx
@@ -257,6 +257,63 @@
         <w:rPr>
           <w:b/>
         </w:rPr>
+        <w:t>Kanonische Regel:</w:t>
+      </w:r>
+      <w:r>
+        <w:t xml:space="preserve"> *Community submissions are accepted through Discussions</w:t>
+      </w:r>
+    </w:p>
+    <w:p>
+      <w:r>
+        <w:t>only. The maintainer reviews, adapts, and adds accepted cards/modules to the</w:t>
+      </w:r>
+    </w:p>
+    <w:p>
+      <w:r>
+        <w:t>repository and official Store.</w:t>
+      </w:r>
+      <w:r>
+        <w:rPr>
+          <w:i/>
+        </w:rPr>
+        <w:t xml:space="preserve"> Es gibt </w:t>
+      </w:r>
+      <w:r/>
+      <w:r>
+        <w:rPr>
+          <w:i/>
+        </w:rPr>
+        <w:t>keinen</w:t>
+      </w:r>
+      <w:r>
+        <w:t>* Fork-/PR-Einreichungsweg für</w:t>
+      </w:r>
+    </w:p>
+    <w:p>
+      <w:r>
+        <w:t xml:space="preserve">die Community – Fork/PR ist allenfalls dein </w:t>
+      </w:r>
+      <w:r>
+        <w:rPr>
+          <w:b/>
+        </w:rPr>
+        <w:t>internes</w:t>
+      </w:r>
+      <w:r>
+        <w:t xml:space="preserve"> Maintainer-Werkzeug</w:t>
+      </w:r>
+    </w:p>
+    <w:p>
+      <w:r>
+        <w:t>(siehe Abschnitt 5).</w:t>
+      </w:r>
+    </w:p>
+    <w:p>
+      <w:r/>
+      <w:r>
+        <w:rPr>
+          <w:b/>
+        </w:rPr>
         <w:t>Merksatz:</w:t>
       </w:r>
       <w:r>
@@ -1422,12 +1479,38 @@
         <w:pStyle w:val="Heading1"/>
       </w:pPr>
       <w:r>
-        <w:t>5. PR und Merge</w:t>
+        <w:t>5. PR und Merge (Maintainer-intern)</w:t>
       </w:r>
     </w:p>
     <w:p>
       <w:r>
-        <w:t>So sieht ein sauberer Übernahme-PR aus:</w:t>
+        <w:t xml:space="preserve">Dieser Schritt ist </w:t>
+      </w:r>
+      <w:r>
+        <w:rPr>
+          <w:b/>
+        </w:rPr>
+        <w:t>dein</w:t>
+      </w:r>
+      <w:r>
+        <w:t xml:space="preserve"> Maintainer-Werkzeug zur Übernahme – </w:t>
+      </w:r>
+      <w:r>
+        <w:rPr>
+          <w:b/>
+        </w:rPr>
+        <w:t>kein</w:t>
+      </w:r>
+      <w:r/>
+    </w:p>
+    <w:p>
+      <w:r>
+        <w:t>Einreichungsweg für die Community (die reicht ausschließlich über Discussions</w:t>
+      </w:r>
+    </w:p>
+    <w:p>
+      <w:r>
+        <w:t>ein, siehe Abschnitt 2). So sieht ein sauberer Übernahme-PR aus:</w:t>
       </w:r>
     </w:p>
     <w:p>

--- a/docs/Neo-Dashboard-Community-Store-Workflow.docx
+++ b/docs/Neo-Dashboard-Community-Store-Workflow.docx
@@ -252,60 +252,117 @@
       </w:r>
     </w:p>
     <w:p>
+      <w:r>
+        <w:rPr>
+          <w:color w:val="808080"/>
+          <w:sz w:val="18"/>
+        </w:rPr>
+      </w:r>
+      <w:r>
+        <w:rPr>
+          <w:b/>
+          <w:color w:val="808080"/>
+          <w:sz w:val="18"/>
+        </w:rPr>
+        <w:t>Zwei Community-Wege (beide willkommen):</w:t>
+      </w:r>
+      <w:r>
+        <w:rPr>
+          <w:color w:val="808080"/>
+          <w:sz w:val="18"/>
+        </w:rPr>
+      </w:r>
+    </w:p>
+    <w:p>
+      <w:pPr>
+        <w:pStyle w:val="ListNumber"/>
+      </w:pPr>
       <w:r/>
       <w:r>
         <w:rPr>
           <w:b/>
         </w:rPr>
-        <w:t>Kanonische Regel:</w:t>
-      </w:r>
-      <w:r>
-        <w:t xml:space="preserve"> *Community submissions are accepted through Discussions</w:t>
+        <w:t>Discussion</w:t>
+      </w:r>
+      <w:r>
+        <w:t xml:space="preserve"> – Idee/Modul vorschlagen (gut für Feedback).</w:t>
       </w:r>
     </w:p>
     <w:p>
-      <w:r>
-        <w:t>only. The maintainer reviews, adapts, and adds accepted cards/modules to the</w:t>
-      </w:r>
-    </w:p>
-    <w:p>
-      <w:r>
-        <w:t>repository and official Store.</w:t>
-      </w:r>
-      <w:r>
-        <w:rPr>
-          <w:i/>
-        </w:rPr>
-        <w:t xml:space="preserve"> Es gibt </w:t>
-      </w:r>
+      <w:pPr>
+        <w:pStyle w:val="ListNumber"/>
+      </w:pPr>
       <w:r/>
-      <w:r>
-        <w:rPr>
-          <w:i/>
-        </w:rPr>
-        <w:t>keinen</w:t>
-      </w:r>
-      <w:r>
-        <w:t>* Fork-/PR-Einreichungsweg für</w:t>
-      </w:r>
-    </w:p>
-    <w:p>
-      <w:r>
-        <w:t xml:space="preserve">die Community – Fork/PR ist allenfalls dein </w:t>
-      </w:r>
       <w:r>
         <w:rPr>
           <w:b/>
         </w:rPr>
-        <w:t>internes</w:t>
-      </w:r>
-      <w:r>
-        <w:t xml:space="preserve"> Maintainer-Werkzeug</w:t>
+        <w:t>Pull Request</w:t>
+      </w:r>
+      <w:r>
+        <w:t xml:space="preserve"> – fertiges Modul direkt einreichen</w:t>
       </w:r>
     </w:p>
     <w:p>
       <w:r>
-        <w:t>(siehe Abschnitt 5).</w:t>
+        <w:t>(</w:t>
+      </w:r>
+      <w:r>
+        <w:rPr>
+          <w:rFonts w:ascii="Consolas" w:hAnsi="Consolas"/>
+          <w:sz w:val="19"/>
+        </w:rPr>
+        <w:t>store/modules/&lt;id&gt;.js</w:t>
+      </w:r>
+      <w:r>
+        <w:t xml:space="preserve"> + </w:t>
+      </w:r>
+      <w:r>
+        <w:rPr>
+          <w:rFonts w:ascii="Consolas" w:hAnsi="Consolas"/>
+          <w:sz w:val="19"/>
+        </w:rPr>
+        <w:t>store/index.json</w:t>
+      </w:r>
+      <w:r>
+        <w:t>-Eintrag).</w:t>
+      </w:r>
+    </w:p>
+    <w:p>
+      <w:r>
+        <w:t xml:space="preserve">In </w:t>
+      </w:r>
+      <w:r>
+        <w:rPr>
+          <w:b/>
+        </w:rPr>
+        <w:t>beiden</w:t>
+      </w:r>
+      <w:r>
+        <w:t xml:space="preserve"> Fällen gilt: Erst </w:t>
+      </w:r>
+      <w:r>
+        <w:rPr>
+          <w:b/>
+        </w:rPr>
+        <w:t>dein Review + Merge</w:t>
+      </w:r>
+      <w:r>
+        <w:t xml:space="preserve"> macht aus dem Beitrag</w:t>
+      </w:r>
+    </w:p>
+    <w:p>
+      <w:r>
+        <w:t xml:space="preserve">einen Store-Eintrag. Aus Discussions wird </w:t>
+      </w:r>
+      <w:r>
+        <w:rPr>
+          <w:b/>
+        </w:rPr>
+        <w:t>nichts</w:t>
+      </w:r>
+      <w:r>
+        <w:t xml:space="preserve"> automatisch installiert.</w:t>
       </w:r>
     </w:p>
     <w:p>
@@ -317,12 +374,17 @@
         <w:t>Merksatz:</w:t>
       </w:r>
       <w:r>
-        <w:t xml:space="preserve"> Vorschlag (Discussion) → Prüfung (du) → Übernahme ins Repo</w:t>
-      </w:r>
-    </w:p>
-    <w:p>
-      <w:r>
-        <w:t>(</w:t>
+        <w:t xml:space="preserve"> Vorschlag/PR → Prüfung (du) → Merge nach </w:t>
+      </w:r>
+      <w:r>
+        <w:rPr>
+          <w:rFonts w:ascii="Consolas" w:hAnsi="Consolas"/>
+          <w:sz w:val="19"/>
+        </w:rPr>
+        <w:t>main</w:t>
+      </w:r>
+      <w:r>
+        <w:t xml:space="preserve"> (</w:t>
       </w:r>
       <w:r>
         <w:rPr>
@@ -332,7 +394,12 @@
         <w:t>store/</w:t>
       </w:r>
       <w:r>
-        <w:t>) → erst dann im Store sichtbar.</w:t>
+        <w:t>) → erst</w:t>
+      </w:r>
+    </w:p>
+    <w:p>
+      <w:r>
+        <w:t>dann im Store sichtbar.</w:t>
       </w:r>
     </w:p>
     <w:p>
@@ -345,7 +412,29 @@
     </w:p>
     <w:p>
       <w:r>
-        <w:t>So läuft eine Einreichung aus Sicht der Community ab:</w:t>
+        <w:t>Die Community wählt einen der zwei Wege:</w:t>
+      </w:r>
+    </w:p>
+    <w:p>
+      <w:r>
+        <w:rPr>
+          <w:color w:val="808080"/>
+          <w:sz w:val="18"/>
+        </w:rPr>
+      </w:r>
+      <w:r>
+        <w:rPr>
+          <w:b/>
+          <w:color w:val="808080"/>
+          <w:sz w:val="18"/>
+        </w:rPr>
+        <w:t>Weg A — Discussion (Vorschlag).</w:t>
+      </w:r>
+      <w:r>
+        <w:rPr>
+          <w:color w:val="808080"/>
+          <w:sz w:val="18"/>
+        </w:rPr>
       </w:r>
     </w:p>
     <w:p>
@@ -353,7 +442,7 @@
         <w:pStyle w:val="ListNumber"/>
       </w:pPr>
       <w:r>
-        <w:t xml:space="preserve">Die Community geht auf </w:t>
+        <w:t xml:space="preserve">Auf </w:t>
       </w:r>
       <w:r>
         <w:rPr>
@@ -362,7 +451,16 @@
         <w:t>GitHub Discussions</w:t>
       </w:r>
       <w:r>
-        <w:t xml:space="preserve"> des Repos.</w:t>
+        <w:t xml:space="preserve"> die Kategorie </w:t>
+      </w:r>
+      <w:r>
+        <w:rPr>
+          <w:b/>
+        </w:rPr>
+        <w:t>`Community Cards &amp; Modules`</w:t>
+      </w:r>
+      <w:r>
+        <w:t xml:space="preserve"> wählen.</w:t>
       </w:r>
     </w:p>
     <w:p>
@@ -370,48 +468,695 @@
         <w:pStyle w:val="ListNumber"/>
       </w:pPr>
       <w:r>
-        <w:t xml:space="preserve">Sie wählt die Kategorie </w:t>
+        <w:t xml:space="preserve">Das </w:t>
       </w:r>
       <w:r>
         <w:rPr>
           <w:b/>
         </w:rPr>
-        <w:t>`Community Cards &amp; Modules`</w:t>
-      </w:r>
-      <w:r>
-        <w:t>.</w:t>
+        <w:t>Einreichungs-Formular</w:t>
+      </w:r>
+      <w:r>
+        <w:t xml:space="preserve"> ausfüllen</w:t>
+      </w:r>
+    </w:p>
+    <w:p>
+      <w:r>
+        <w:t>(</w:t>
+      </w:r>
+      <w:r>
+        <w:rPr>
+          <w:rFonts w:ascii="Consolas" w:hAnsi="Consolas"/>
+          <w:sz w:val="19"/>
+        </w:rPr>
+        <w:t>.github/DISCUSSION_TEMPLATE/community-cards-modules.yml</w:t>
+      </w:r>
+      <w:r>
+        <w:t>).</w:t>
+      </w:r>
+    </w:p>
+    <w:p>
+      <w:r/>
+      <w:r>
+        <w:rPr>
+          <w:b/>
+        </w:rPr>
+        <w:t>Pflichtfelder im Formular:</w:t>
+      </w:r>
+      <w:r>
+        <w:t xml:space="preserve"> Name · Typ (Card </w:t>
+      </w:r>
+      <w:r>
+        <w:rPr>
+          <w:rFonts w:ascii="Consolas" w:hAnsi="Consolas"/>
+          <w:sz w:val="19"/>
+        </w:rPr>
+        <w:t>registerCard</w:t>
+      </w:r>
+      <w:r>
+        <w:t xml:space="preserve"> / Module</w:t>
+      </w:r>
+    </w:p>
+    <w:p>
+      <w:r/>
+      <w:r>
+        <w:rPr>
+          <w:rFonts w:ascii="Consolas" w:hAnsi="Consolas"/>
+          <w:sz w:val="19"/>
+        </w:rPr>
+        <w:t>registerModule</w:t>
+      </w:r>
+      <w:r>
+        <w:t>) · Beschreibung · Screenshot · Code oder Repo/Gist-Link</w:t>
+      </w:r>
+    </w:p>
+    <w:p>
+      <w:r>
+        <w:t>(lesbar, nicht minified) · Home-Assistant-Version · benötigte Entitäten/Domains ·</w:t>
+      </w:r>
+    </w:p>
+    <w:p>
+      <w:r>
+        <w:t>Sicherheits-/Lizenzbestätigung (eigene Rechte/MIT, keine Secrets).</w:t>
+      </w:r>
+    </w:p>
+    <w:p>
+      <w:r>
+        <w:rPr>
+          <w:color w:val="808080"/>
+          <w:sz w:val="18"/>
+        </w:rPr>
+      </w:r>
+      <w:r>
+        <w:rPr>
+          <w:b/>
+          <w:color w:val="808080"/>
+          <w:sz w:val="18"/>
+        </w:rPr>
+        <w:t>Weg B — Pull Request (fertige Einreichung).</w:t>
+      </w:r>
+      <w:r>
+        <w:rPr>
+          <w:color w:val="808080"/>
+          <w:sz w:val="18"/>
+        </w:rPr>
       </w:r>
     </w:p>
     <w:p>
       <w:pPr>
         <w:pStyle w:val="ListNumber"/>
       </w:pPr>
-      <w:r>
-        <w:t xml:space="preserve">Sie füllt das </w:t>
-      </w:r>
-      <w:r>
-        <w:rPr>
-          <w:b/>
-        </w:rPr>
-        <w:t>Einreichungs-Formular</w:t>
-      </w:r>
-      <w:r>
-        <w:t xml:space="preserve"> aus</w:t>
-      </w:r>
-    </w:p>
-    <w:p>
-      <w:r>
-        <w:t>(</w:t>
-      </w:r>
+      <w:r/>
       <w:r>
         <w:rPr>
           <w:rFonts w:ascii="Consolas" w:hAnsi="Consolas"/>
           <w:sz w:val="19"/>
         </w:rPr>
-        <w:t>.github/DISCUSSION_TEMPLATE/community-cards-modules.yml</w:t>
-      </w:r>
-      <w:r>
-        <w:t>).</w:t>
+        <w:t>store/modules/&lt;id&gt;.js</w:t>
+      </w:r>
+      <w:r>
+        <w:t xml:space="preserve"> hinzufügen (eigenständig; </w:t>
+      </w:r>
+      <w:r>
+        <w:rPr>
+          <w:rFonts w:ascii="Consolas" w:hAnsi="Consolas"/>
+          <w:sz w:val="19"/>
+        </w:rPr>
+        <w:t>id</w:t>
+      </w:r>
+      <w:r>
+        <w:t xml:space="preserve"> = lowercase</w:t>
+      </w:r>
+    </w:p>
+    <w:p>
+      <w:r/>
+      <w:r>
+        <w:rPr>
+          <w:b/>
+        </w:rPr>
+        <w:t>kebab-case</w:t>
+      </w:r>
+      <w:r>
+        <w:t xml:space="preserve">, identisch zur </w:t>
+      </w:r>
+      <w:r>
+        <w:rPr>
+          <w:rFonts w:ascii="Consolas" w:hAnsi="Consolas"/>
+          <w:sz w:val="19"/>
+        </w:rPr>
+        <w:t>id</w:t>
+      </w:r>
+      <w:r>
+        <w:t xml:space="preserve">/zum </w:t>
+      </w:r>
+      <w:r>
+        <w:rPr>
+          <w:rFonts w:ascii="Consolas" w:hAnsi="Consolas"/>
+          <w:sz w:val="19"/>
+        </w:rPr>
+        <w:t>type</w:t>
+      </w:r>
+      <w:r>
+        <w:t xml:space="preserve"> im Code).</w:t>
+      </w:r>
+    </w:p>
+    <w:p>
+      <w:pPr>
+        <w:pStyle w:val="ListNumber"/>
+      </w:pPr>
+      <w:r>
+        <w:t xml:space="preserve">Eintrag in </w:t>
+      </w:r>
+      <w:r>
+        <w:rPr>
+          <w:rFonts w:ascii="Consolas" w:hAnsi="Consolas"/>
+          <w:sz w:val="19"/>
+        </w:rPr>
+        <w:t>store/index.json</w:t>
+      </w:r>
+      <w:r>
+        <w:t xml:space="preserve"> ergänzen (</w:t>
+      </w:r>
+      <w:r>
+        <w:rPr>
+          <w:rFonts w:ascii="Consolas" w:hAnsi="Consolas"/>
+          <w:sz w:val="19"/>
+        </w:rPr>
+        <w:t>version</w:t>
+      </w:r>
+      <w:r>
+        <w:t xml:space="preserve"> als SemVer, </w:t>
+      </w:r>
+      <w:r>
+        <w:rPr>
+          <w:rFonts w:ascii="Consolas" w:hAnsi="Consolas"/>
+          <w:sz w:val="19"/>
+        </w:rPr>
+        <w:t>target</w:t>
+      </w:r>
+      <w:r/>
+    </w:p>
+    <w:p>
+      <w:r>
+        <w:t>gesetzt — Details in Abschnitt 4).</w:t>
+      </w:r>
+    </w:p>
+    <w:p>
+      <w:pPr>
+        <w:pStyle w:val="ListNumber"/>
+      </w:pPr>
+      <w:r>
+        <w:t xml:space="preserve">Pull Request öffnen — die </w:t>
+      </w:r>
+      <w:r>
+        <w:rPr>
+          <w:b/>
+        </w:rPr>
+        <w:t>CI</w:t>
+      </w:r>
+      <w:r>
+        <w:t xml:space="preserve"> (</w:t>
+      </w:r>
+      <w:r>
+        <w:rPr>
+          <w:rFonts w:ascii="Consolas" w:hAnsi="Consolas"/>
+          <w:sz w:val="19"/>
+        </w:rPr>
+        <w:t>scripts/validate-store.mjs</w:t>
+      </w:r>
+      <w:r>
+        <w:t>) prüft Katalog</w:t>
+      </w:r>
+    </w:p>
+    <w:p>
+      <w:r/>
+      <w:r>
+        <w:rPr>
+          <w:b/>
+        </w:rPr>
+        <w:t>und</w:t>
+      </w:r>
+      <w:r>
+        <w:t xml:space="preserve"> Moduldatei automatisch.</w:t>
+      </w:r>
+    </w:p>
+    <w:p>
+      <w:pPr>
+        <w:ind w:left="240"/>
+      </w:pPr>
+      <w:r>
+        <w:rPr>
+          <w:i/>
+          <w:color w:val="444444"/>
+        </w:rPr>
+      </w:r>
+      <w:r>
+        <w:rPr>
+          <w:b/>
+          <w:i/>
+          <w:color w:val="444444"/>
+        </w:rPr>
+        <w:t>Wichtig:</w:t>
+      </w:r>
+      <w:r>
+        <w:rPr>
+          <w:i/>
+          <w:color w:val="444444"/>
+        </w:rPr>
+        <w:t xml:space="preserve"> Eine Discussion ist </w:t>
+      </w:r>
+      <w:r>
+        <w:rPr>
+          <w:b/>
+          <w:i/>
+          <w:color w:val="444444"/>
+        </w:rPr>
+        <w:t>kein Installationsweg</w:t>
+      </w:r>
+      <w:r>
+        <w:rPr>
+          <w:i/>
+          <w:color w:val="444444"/>
+        </w:rPr>
+        <w:t>. Und auch ein PR ist</w:t>
+      </w:r>
+    </w:p>
+    <w:p>
+      <w:pPr>
+        <w:ind w:left="240"/>
+      </w:pPr>
+      <w:r>
+        <w:rPr>
+          <w:i/>
+          <w:color w:val="444444"/>
+        </w:rPr>
+        <w:t xml:space="preserve">erst nach </w:t>
+      </w:r>
+      <w:r>
+        <w:rPr>
+          <w:b/>
+          <w:i/>
+          <w:color w:val="444444"/>
+        </w:rPr>
+        <w:t>deinem Review + Merge</w:t>
+      </w:r>
+      <w:r>
+        <w:rPr>
+          <w:i/>
+          <w:color w:val="444444"/>
+        </w:rPr>
+        <w:t xml:space="preserve"> im Store. Die CI blockiert kaputte</w:t>
+      </w:r>
+    </w:p>
+    <w:p>
+      <w:pPr>
+        <w:ind w:left="240"/>
+      </w:pPr>
+      <w:r>
+        <w:rPr>
+          <w:i/>
+          <w:color w:val="444444"/>
+        </w:rPr>
+        <w:t>Katalog-/Moduldateien bereits vor dem Merge.</w:t>
+      </w:r>
+    </w:p>
+    <w:p>
+      <w:pPr>
+        <w:pStyle w:val="Heading1"/>
+      </w:pPr>
+      <w:r>
+        <w:t>3. Maintainer prüft die Einreichung</w:t>
+      </w:r>
+    </w:p>
+    <w:p>
+      <w:r>
+        <w:t xml:space="preserve">Prüfe jede Einreichung anhand dieser Checkliste, </w:t>
+      </w:r>
+      <w:r>
+        <w:rPr>
+          <w:b/>
+        </w:rPr>
+        <w:t>bevor</w:t>
+      </w:r>
+      <w:r>
+        <w:t xml:space="preserve"> du sie übernimmst:</w:t>
+      </w:r>
+    </w:p>
+    <w:p>
+      <w:pPr>
+        <w:ind w:left="240"/>
+      </w:pPr>
+      <w:r>
+        <w:t xml:space="preserve">☐ </w:t>
+      </w:r>
+      <w:r>
+        <w:t xml:space="preserve">Ist der </w:t>
+      </w:r>
+      <w:r>
+        <w:rPr>
+          <w:b/>
+        </w:rPr>
+        <w:t>Code lesbar</w:t>
+      </w:r>
+      <w:r>
+        <w:t>?</w:t>
+      </w:r>
+    </w:p>
+    <w:p>
+      <w:pPr>
+        <w:ind w:left="240"/>
+      </w:pPr>
+      <w:r>
+        <w:t xml:space="preserve">☐ </w:t>
+      </w:r>
+      <w:r>
+        <w:t xml:space="preserve">Ist der Code </w:t>
+      </w:r>
+      <w:r>
+        <w:rPr>
+          <w:b/>
+        </w:rPr>
+        <w:t>nicht minified/obfuscated</w:t>
+      </w:r>
+      <w:r>
+        <w:t>?</w:t>
+      </w:r>
+    </w:p>
+    <w:p>
+      <w:pPr>
+        <w:ind w:left="240"/>
+      </w:pPr>
+      <w:r>
+        <w:t xml:space="preserve">☐ </w:t>
+      </w:r>
+      <w:r>
+        <w:t xml:space="preserve">Enthält der Code </w:t>
+      </w:r>
+      <w:r>
+        <w:rPr>
+          <w:b/>
+        </w:rPr>
+        <w:t>keine Tokens, Secrets oder privaten Links</w:t>
+      </w:r>
+      <w:r>
+        <w:t>?</w:t>
+      </w:r>
+    </w:p>
+    <w:p>
+      <w:pPr>
+        <w:ind w:left="240"/>
+      </w:pPr>
+      <w:r>
+        <w:t xml:space="preserve">☐ </w:t>
+      </w:r>
+      <w:r>
+        <w:t xml:space="preserve">Gibt es </w:t>
+      </w:r>
+      <w:r>
+        <w:rPr>
+          <w:b/>
+        </w:rPr>
+        <w:t>keine unnötigen externen Requests</w:t>
+      </w:r>
+      <w:r>
+        <w:t xml:space="preserve"> (keine fremden CDNs/Tracker)?</w:t>
+      </w:r>
+    </w:p>
+    <w:p>
+      <w:pPr>
+        <w:ind w:left="240"/>
+      </w:pPr>
+      <w:r>
+        <w:t xml:space="preserve">☐ </w:t>
+      </w:r>
+      <w:r>
+        <w:t xml:space="preserve">Werden </w:t>
+      </w:r>
+      <w:r>
+        <w:rPr>
+          <w:b/>
+        </w:rPr>
+        <w:t>HTML/Texte sicher ausgegeben</w:t>
+      </w:r>
+      <w:r>
+        <w:t xml:space="preserve"> (</w:t>
+      </w:r>
+      <w:r>
+        <w:rPr>
+          <w:rFonts w:ascii="Consolas" w:hAnsi="Consolas"/>
+          <w:sz w:val="19"/>
+        </w:rPr>
+        <w:t>escapeHtml</w:t>
+      </w:r>
+      <w:r>
+        <w:t xml:space="preserve"> / </w:t>
+      </w:r>
+      <w:r>
+        <w:rPr>
+          <w:rFonts w:ascii="Consolas" w:hAnsi="Consolas"/>
+          <w:sz w:val="19"/>
+        </w:rPr>
+        <w:t>escapeAttr</w:t>
+      </w:r>
+      <w:r/>
+    </w:p>
+    <w:p>
+      <w:r>
+        <w:t xml:space="preserve">vor </w:t>
+      </w:r>
+      <w:r>
+        <w:rPr>
+          <w:rFonts w:ascii="Consolas" w:hAnsi="Consolas"/>
+          <w:sz w:val="19"/>
+        </w:rPr>
+        <w:t>innerHTML</w:t>
+      </w:r>
+      <w:r>
+        <w:t>)?</w:t>
+      </w:r>
+    </w:p>
+    <w:p>
+      <w:pPr>
+        <w:ind w:left="240"/>
+      </w:pPr>
+      <w:r>
+        <w:t xml:space="preserve">☐ </w:t>
+      </w:r>
+      <w:r>
+        <w:t xml:space="preserve">Werden </w:t>
+      </w:r>
+      <w:r>
+        <w:rPr>
+          <w:b/>
+        </w:rPr>
+        <w:t>URLs sicher behandelt</w:t>
+      </w:r>
+      <w:r>
+        <w:t xml:space="preserve"> (</w:t>
+      </w:r>
+      <w:r>
+        <w:rPr>
+          <w:rFonts w:ascii="Consolas" w:hAnsi="Consolas"/>
+          <w:sz w:val="19"/>
+        </w:rPr>
+        <w:t>safeUrl</w:t>
+      </w:r>
+      <w:r>
+        <w:t xml:space="preserve"> für externe </w:t>
+      </w:r>
+      <w:r>
+        <w:rPr>
+          <w:rFonts w:ascii="Consolas" w:hAnsi="Consolas"/>
+          <w:sz w:val="19"/>
+        </w:rPr>
+        <w:t>href</w:t>
+      </w:r>
+      <w:r>
+        <w:t>/</w:t>
+      </w:r>
+      <w:r>
+        <w:rPr>
+          <w:rFonts w:ascii="Consolas" w:hAnsi="Consolas"/>
+          <w:sz w:val="19"/>
+        </w:rPr>
+        <w:t>src</w:t>
+      </w:r>
+      <w:r>
+        <w:t>)?</w:t>
+      </w:r>
+    </w:p>
+    <w:p>
+      <w:pPr>
+        <w:ind w:left="240"/>
+      </w:pPr>
+      <w:r>
+        <w:t xml:space="preserve">☐ </w:t>
+      </w:r>
+      <w:r/>
+      <w:r>
+        <w:rPr>
+          <w:b/>
+        </w:rPr>
+        <w:t>Passt der Beitrag zum Neo Dashboard</w:t>
+      </w:r>
+      <w:r>
+        <w:t xml:space="preserve"> (Stil, Tokens </w:t>
+      </w:r>
+      <w:r>
+        <w:rPr>
+          <w:rFonts w:ascii="Consolas" w:hAnsi="Consolas"/>
+          <w:sz w:val="19"/>
+        </w:rPr>
+        <w:t>--neo-*</w:t>
+      </w:r>
+      <w:r>
+        <w:t>,</w:t>
+      </w:r>
+    </w:p>
+    <w:p>
+      <w:r/>
+      <w:r>
+        <w:rPr>
+          <w:rFonts w:ascii="Consolas" w:hAnsi="Consolas"/>
+          <w:sz w:val="19"/>
+        </w:rPr>
+        <w:t>.neo-card</w:t>
+      </w:r>
+      <w:r>
+        <w:t xml:space="preserve">-Hülle, sinnvolle </w:t>
+      </w:r>
+      <w:r>
+        <w:rPr>
+          <w:rFonts w:ascii="Consolas" w:hAnsi="Consolas"/>
+          <w:sz w:val="19"/>
+        </w:rPr>
+        <w:t>getCardSize()</w:t>
+      </w:r>
+      <w:r>
+        <w:t>)?</w:t>
+      </w:r>
+    </w:p>
+    <w:p>
+      <w:pPr>
+        <w:ind w:left="240"/>
+      </w:pPr>
+      <w:r>
+        <w:t xml:space="preserve">☐ </w:t>
+      </w:r>
+      <w:r>
+        <w:t xml:space="preserve">Ist die </w:t>
+      </w:r>
+      <w:r>
+        <w:rPr>
+          <w:b/>
+        </w:rPr>
+        <w:t>Lizenz klar</w:t>
+      </w:r>
+      <w:r>
+        <w:t xml:space="preserve"> (MIT-kompatibel)?</w:t>
+      </w:r>
+    </w:p>
+    <w:p>
+      <w:pPr>
+        <w:ind w:left="240"/>
+      </w:pPr>
+      <w:r>
+        <w:t xml:space="preserve">☐ </w:t>
+      </w:r>
+      <w:r>
+        <w:t xml:space="preserve">Ist der Beitrag </w:t>
+      </w:r>
+      <w:r>
+        <w:rPr>
+          <w:b/>
+        </w:rPr>
+        <w:t>Community oder Premium</w:t>
+      </w:r>
+      <w:r>
+        <w:t xml:space="preserve">? (Premium gehört </w:t>
+      </w:r>
+      <w:r>
+        <w:rPr>
+          <w:b/>
+        </w:rPr>
+        <w:t>nicht</w:t>
+      </w:r>
+      <w:r>
+        <w:t xml:space="preserve"> in</w:t>
+      </w:r>
+    </w:p>
+    <w:p>
+      <w:r>
+        <w:t>den öffentlichen Store.)</w:t>
+      </w:r>
+    </w:p>
+    <w:p>
+      <w:pPr>
+        <w:pStyle w:val="Heading1"/>
+      </w:pPr>
+      <w:r>
+        <w:t>4. Community-Karte ins Repo übernehmen</w:t>
+      </w:r>
+    </w:p>
+    <w:p>
+      <w:r>
+        <w:t xml:space="preserve">Für eine geprüfte Karte oder ein Modul legst du </w:t>
+      </w:r>
+      <w:r>
+        <w:rPr>
+          <w:b/>
+        </w:rPr>
+        <w:t>eine eigenständige Datei</w:t>
+      </w:r>
+      <w:r>
+        <w:t xml:space="preserve"> an:</w:t>
+      </w:r>
+    </w:p>
+    <w:p>
+      <w:pPr>
+        <w:spacing w:after="0"/>
+        <w:ind w:left="360"/>
+      </w:pPr>
+      <w:r>
+        <w:rPr>
+          <w:rFonts w:ascii="Consolas" w:hAnsi="Consolas"/>
+          <w:color w:val="1A1A1A"/>
+          <w:sz w:val="18"/>
+        </w:rPr>
+        <w:t>store/modules/&lt;id&gt;.js</w:t>
+      </w:r>
+    </w:p>
+    <w:p>
+      <w:r>
+        <w:t>Beispiel:</w:t>
+      </w:r>
+    </w:p>
+    <w:p>
+      <w:pPr>
+        <w:spacing w:after="0"/>
+        <w:ind w:left="360"/>
+      </w:pPr>
+      <w:r>
+        <w:rPr>
+          <w:rFonts w:ascii="Consolas" w:hAnsi="Consolas"/>
+          <w:color w:val="1A1A1A"/>
+          <w:sz w:val="18"/>
+        </w:rPr>
+        <w:t>store/modules/neo-community-example-card.js</w:t>
+      </w:r>
+    </w:p>
+    <w:p>
+      <w:r>
+        <w:t xml:space="preserve">Danach ergänzt du den passenden Eintrag in </w:t>
+      </w:r>
+      <w:r>
+        <w:rPr>
+          <w:b/>
+        </w:rPr>
+        <w:t>`store/index.json`</w:t>
+      </w:r>
+      <w:r>
+        <w:t>.</w:t>
       </w:r>
     </w:p>
     <w:p>
@@ -427,7 +1172,197 @@
           <w:color w:val="808080"/>
           <w:sz w:val="18"/>
         </w:rPr>
-        <w:t>Pflichtfelder im Formular:</w:t>
+        <w:t>Beispiel für einen Store-Eintrag:</w:t>
+      </w:r>
+      <w:r>
+        <w:rPr>
+          <w:color w:val="808080"/>
+          <w:sz w:val="18"/>
+        </w:rPr>
+      </w:r>
+    </w:p>
+    <w:p>
+      <w:pPr>
+        <w:spacing w:after="0"/>
+        <w:ind w:left="360"/>
+      </w:pPr>
+      <w:r>
+        <w:rPr>
+          <w:rFonts w:ascii="Consolas" w:hAnsi="Consolas"/>
+          <w:color w:val="1A1A1A"/>
+          <w:sz w:val="18"/>
+        </w:rPr>
+        <w:t>{</w:t>
+      </w:r>
+    </w:p>
+    <w:p>
+      <w:pPr>
+        <w:spacing w:after="0"/>
+        <w:ind w:left="360"/>
+      </w:pPr>
+      <w:r>
+        <w:rPr>
+          <w:rFonts w:ascii="Consolas" w:hAnsi="Consolas"/>
+          <w:color w:val="1A1A1A"/>
+          <w:sz w:val="18"/>
+        </w:rPr>
+        <w:t xml:space="preserve">  "id": "neo-community-example-card",</w:t>
+      </w:r>
+    </w:p>
+    <w:p>
+      <w:pPr>
+        <w:spacing w:after="0"/>
+        <w:ind w:left="360"/>
+      </w:pPr>
+      <w:r>
+        <w:rPr>
+          <w:rFonts w:ascii="Consolas" w:hAnsi="Consolas"/>
+          <w:color w:val="1A1A1A"/>
+          <w:sz w:val="18"/>
+        </w:rPr>
+        <w:t xml:space="preserve">  "kind": "card",</w:t>
+      </w:r>
+    </w:p>
+    <w:p>
+      <w:pPr>
+        <w:spacing w:after="0"/>
+        <w:ind w:left="360"/>
+      </w:pPr>
+      <w:r>
+        <w:rPr>
+          <w:rFonts w:ascii="Consolas" w:hAnsi="Consolas"/>
+          <w:color w:val="1A1A1A"/>
+          <w:sz w:val="18"/>
+        </w:rPr>
+        <w:t xml:space="preserve">  "name": "Community Example Card",</w:t>
+      </w:r>
+    </w:p>
+    <w:p>
+      <w:pPr>
+        <w:spacing w:after="0"/>
+        <w:ind w:left="360"/>
+      </w:pPr>
+      <w:r>
+        <w:rPr>
+          <w:rFonts w:ascii="Consolas" w:hAnsi="Consolas"/>
+          <w:color w:val="1A1A1A"/>
+          <w:sz w:val="18"/>
+        </w:rPr>
+        <w:t xml:space="preserve">  "description": "A curated example community card for Neo Dashboard.",</w:t>
+      </w:r>
+    </w:p>
+    <w:p>
+      <w:pPr>
+        <w:spacing w:after="0"/>
+        <w:ind w:left="360"/>
+      </w:pPr>
+      <w:r>
+        <w:rPr>
+          <w:rFonts w:ascii="Consolas" w:hAnsi="Consolas"/>
+          <w:color w:val="1A1A1A"/>
+          <w:sz w:val="18"/>
+        </w:rPr>
+        <w:t xml:space="preserve">  "target": "neo-community-example-card",</w:t>
+      </w:r>
+    </w:p>
+    <w:p>
+      <w:pPr>
+        <w:spacing w:after="0"/>
+        <w:ind w:left="360"/>
+      </w:pPr>
+      <w:r>
+        <w:rPr>
+          <w:rFonts w:ascii="Consolas" w:hAnsi="Consolas"/>
+          <w:color w:val="1A1A1A"/>
+          <w:sz w:val="18"/>
+        </w:rPr>
+        <w:t xml:space="preserve">  "author": "Community",</w:t>
+      </w:r>
+    </w:p>
+    <w:p>
+      <w:pPr>
+        <w:spacing w:after="0"/>
+        <w:ind w:left="360"/>
+      </w:pPr>
+      <w:r>
+        <w:rPr>
+          <w:rFonts w:ascii="Consolas" w:hAnsi="Consolas"/>
+          <w:color w:val="1A1A1A"/>
+          <w:sz w:val="18"/>
+        </w:rPr>
+        <w:t xml:space="preserve">  "version": "0.0.1",</w:t>
+      </w:r>
+    </w:p>
+    <w:p>
+      <w:pPr>
+        <w:spacing w:after="0"/>
+        <w:ind w:left="360"/>
+      </w:pPr>
+      <w:r>
+        <w:rPr>
+          <w:rFonts w:ascii="Consolas" w:hAnsi="Consolas"/>
+          <w:color w:val="1A1A1A"/>
+          <w:sz w:val="18"/>
+        </w:rPr>
+        <w:t xml:space="preserve">  "icon": "🧩",</w:t>
+      </w:r>
+    </w:p>
+    <w:p>
+      <w:pPr>
+        <w:spacing w:after="0"/>
+        <w:ind w:left="360"/>
+      </w:pPr>
+      <w:r>
+        <w:rPr>
+          <w:rFonts w:ascii="Consolas" w:hAnsi="Consolas"/>
+          <w:color w:val="1A1A1A"/>
+          <w:sz w:val="18"/>
+        </w:rPr>
+        <w:t xml:space="preserve">  "url": "https://cdn.jsdelivr.net/gh/bkstudy2025/neo-dashboard-kit@main/store/modules/neo-community-example-card.js",</w:t>
+      </w:r>
+    </w:p>
+    <w:p>
+      <w:pPr>
+        <w:spacing w:after="0"/>
+        <w:ind w:left="360"/>
+      </w:pPr>
+      <w:r>
+        <w:rPr>
+          <w:rFonts w:ascii="Consolas" w:hAnsi="Consolas"/>
+          <w:color w:val="1A1A1A"/>
+          <w:sz w:val="18"/>
+        </w:rPr>
+        <w:t xml:space="preserve">  "homepage": "https://github.com/bkstudy2025/neo-dashboard-kit/discussions/categories/community-cards-modules"</w:t>
+      </w:r>
+    </w:p>
+    <w:p>
+      <w:pPr>
+        <w:spacing w:after="0"/>
+        <w:ind w:left="360"/>
+      </w:pPr>
+      <w:r>
+        <w:rPr>
+          <w:rFonts w:ascii="Consolas" w:hAnsi="Consolas"/>
+          <w:color w:val="1A1A1A"/>
+          <w:sz w:val="18"/>
+        </w:rPr>
+        <w:t>}</w:t>
+      </w:r>
+    </w:p>
+    <w:p>
+      <w:r>
+        <w:rPr>
+          <w:color w:val="808080"/>
+          <w:sz w:val="18"/>
+        </w:rPr>
+      </w:r>
+      <w:r>
+        <w:rPr>
+          <w:b/>
+          <w:color w:val="808080"/>
+          <w:sz w:val="18"/>
+        </w:rPr>
+        <w:t>Worauf es ankommt:</w:t>
       </w:r>
       <w:r>
         <w:rPr>
@@ -445,10 +1380,25 @@
         <w:rPr>
           <w:b/>
         </w:rPr>
-        <w:t>Name</w:t>
-      </w:r>
-      <w:r>
-        <w:t xml:space="preserve"> – Anzeigename der Karte/des Moduls</w:t>
+        <w:t>`author: "Community"`</w:t>
+      </w:r>
+      <w:r>
+        <w:t xml:space="preserve"> ist wichtig – steuert das Badge und die Einordnung</w:t>
+      </w:r>
+    </w:p>
+    <w:p>
+      <w:r>
+        <w:t xml:space="preserve">als Community-Beitrag (Premium nutzt </w:t>
+      </w:r>
+      <w:r>
+        <w:rPr>
+          <w:rFonts w:ascii="Consolas" w:hAnsi="Consolas"/>
+          <w:sz w:val="19"/>
+        </w:rPr>
+        <w:t>author: "Premium"</w:t>
+      </w:r>
+      <w:r>
+        <w:t>).</w:t>
       </w:r>
     </w:p>
     <w:p>
@@ -460,48 +1410,85 @@
         <w:rPr>
           <w:b/>
         </w:rPr>
-        <w:t>Typ</w:t>
-      </w:r>
-      <w:r>
-        <w:t xml:space="preserve"> – </w:t>
+        <w:t>`kind: "card"`</w:t>
+      </w:r>
+      <w:r>
+        <w:t xml:space="preserve"> oder </w:t>
       </w:r>
       <w:r>
         <w:rPr>
           <w:b/>
         </w:rPr>
-        <w:t>Card</w:t>
-      </w:r>
-      <w:r>
-        <w:t xml:space="preserve"> (</w:t>
+        <w:t>`kind: "module"`</w:t>
+      </w:r>
+      <w:r>
+        <w:t xml:space="preserve"> ist wichtig – steuert das Badge</w:t>
+      </w:r>
+    </w:p>
+    <w:p>
+      <w:r>
+        <w:t xml:space="preserve">„Karte/Modul" im Store. Bei </w:t>
+      </w:r>
+      <w:r>
+        <w:rPr>
+          <w:b/>
+        </w:rPr>
+        <w:t>Karten</w:t>
+      </w:r>
+      <w:r>
+        <w:t xml:space="preserve"> ist </w:t>
       </w:r>
       <w:r>
         <w:rPr>
           <w:rFonts w:ascii="Consolas" w:hAnsi="Consolas"/>
           <w:sz w:val="19"/>
         </w:rPr>
-        <w:t>registerCard</w:t>
-      </w:r>
-      <w:r>
-        <w:t xml:space="preserve">) oder </w:t>
-      </w:r>
-      <w:r>
-        <w:rPr>
-          <w:b/>
-        </w:rPr>
-        <w:t>Module</w:t>
-      </w:r>
-      <w:r>
-        <w:t xml:space="preserve"> (</w:t>
+        <w:t>target</w:t>
+      </w:r>
+      <w:r>
+        <w:t xml:space="preserve"> = die eigene </w:t>
       </w:r>
       <w:r>
         <w:rPr>
           <w:rFonts w:ascii="Consolas" w:hAnsi="Consolas"/>
           <w:sz w:val="19"/>
         </w:rPr>
-        <w:t>registerModule</w:t>
-      </w:r>
-      <w:r>
-        <w:t>)</w:t>
+        <w:t>id</w:t>
+      </w:r>
+      <w:r>
+        <w:t>; bei</w:t>
+      </w:r>
+    </w:p>
+    <w:p>
+      <w:r/>
+      <w:r>
+        <w:rPr>
+          <w:b/>
+        </w:rPr>
+        <w:t>Modulen</w:t>
+      </w:r>
+      <w:r>
+        <w:t xml:space="preserve"> ist </w:t>
+      </w:r>
+      <w:r>
+        <w:rPr>
+          <w:rFonts w:ascii="Consolas" w:hAnsi="Consolas"/>
+          <w:sz w:val="19"/>
+        </w:rPr>
+        <w:t>target</w:t>
+      </w:r>
+      <w:r>
+        <w:t xml:space="preserve"> die Ziel-Karte(n) bzw. </w:t>
+      </w:r>
+      <w:r>
+        <w:rPr>
+          <w:rFonts w:ascii="Consolas" w:hAnsi="Consolas"/>
+          <w:sz w:val="19"/>
+        </w:rPr>
+        <w:t>"*"</w:t>
+      </w:r>
+      <w:r>
+        <w:t xml:space="preserve"> für alle.</w:t>
       </w:r>
     </w:p>
     <w:p>
@@ -513,77 +1500,7 @@
         <w:rPr>
           <w:b/>
         </w:rPr>
-        <w:t>Beschreibung</w:t>
-      </w:r>
-      <w:r>
-        <w:t xml:space="preserve"> – was es tut und welchen Anwendungsfall es löst</w:t>
-      </w:r>
-    </w:p>
-    <w:p>
-      <w:pPr>
-        <w:pStyle w:val="ListBullet"/>
-      </w:pPr>
-      <w:r/>
-      <w:r>
-        <w:rPr>
-          <w:b/>
-        </w:rPr>
-        <w:t>Screenshot</w:t>
-      </w:r>
-      <w:r>
-        <w:t xml:space="preserve"> – mindestens ein Bild</w:t>
-      </w:r>
-    </w:p>
-    <w:p>
-      <w:pPr>
-        <w:pStyle w:val="ListBullet"/>
-      </w:pPr>
-      <w:r/>
-      <w:r>
-        <w:rPr>
-          <w:b/>
-        </w:rPr>
-        <w:t>Code oder Repo/Gist-Link</w:t>
-      </w:r>
-      <w:r>
-        <w:t xml:space="preserve"> – der eigenständige </w:t>
-      </w:r>
-      <w:r>
-        <w:rPr>
-          <w:rFonts w:ascii="Consolas" w:hAnsi="Consolas"/>
-          <w:sz w:val="19"/>
-        </w:rPr>
-        <w:t>.js</w:t>
-      </w:r>
-      <w:r>
-        <w:t>-Code oder ein</w:t>
-      </w:r>
-    </w:p>
-    <w:p>
-      <w:r>
-        <w:t>öffentlicher Link, damit du prüfen kannst (lesbar, nicht minified)</w:t>
-      </w:r>
-    </w:p>
-    <w:p>
-      <w:pPr>
-        <w:pStyle w:val="ListBullet"/>
-      </w:pPr>
-      <w:r/>
-      <w:r>
-        <w:rPr>
-          <w:b/>
-        </w:rPr>
-        <w:t>Home-Assistant-Version</w:t>
-      </w:r>
-      <w:r>
-        <w:t xml:space="preserve"> – z. B. </w:t>
-      </w:r>
-      <w:r>
-        <w:rPr>
-          <w:rFonts w:ascii="Consolas" w:hAnsi="Consolas"/>
-          <w:sz w:val="19"/>
-        </w:rPr>
-        <w:t>2025.6</w:t>
+        <w:t>`id` muss mit der `id`/dem `type` im Code übereinstimmen.</w:t>
       </w:r>
       <w:r/>
     </w:p>
@@ -596,39 +1513,25 @@
         <w:rPr>
           <w:b/>
         </w:rPr>
-        <w:t>Benötigte Entitäten/Domains</w:t>
-      </w:r>
-      <w:r>
-        <w:t xml:space="preserve"> – z. B. </w:t>
+        <w:t>`version`</w:t>
+      </w:r>
+      <w:r>
+        <w:t xml:space="preserve"> muss bei Updates erhöht werden (im Code </w:t>
       </w:r>
       <w:r>
         <w:rPr>
-          <w:rFonts w:ascii="Consolas" w:hAnsi="Consolas"/>
-          <w:sz w:val="19"/>
+          <w:b/>
         </w:rPr>
-        <w:t>sensor</w:t>
-      </w:r>
-      <w:r>
-        <w:t xml:space="preserve">, </w:t>
-      </w:r>
-      <w:r>
-        <w:rPr>
-          <w:rFonts w:ascii="Consolas" w:hAnsi="Consolas"/>
-          <w:sz w:val="19"/>
-        </w:rPr>
-        <w:t>light</w:t>
-      </w:r>
-      <w:r>
-        <w:t xml:space="preserve">, </w:t>
-      </w:r>
-      <w:r>
-        <w:rPr>
-          <w:rFonts w:ascii="Consolas" w:hAnsi="Consolas"/>
-          <w:sz w:val="19"/>
-        </w:rPr>
-        <w:t>weather</w:t>
-      </w:r>
-      <w:r/>
+        <w:t>und</w:t>
+      </w:r>
+      <w:r>
+        <w:t xml:space="preserve"> im Index – siehe</w:t>
+      </w:r>
+    </w:p>
+    <w:p>
+      <w:r>
+        <w:t>Abschnitt 7).</w:t>
+      </w:r>
     </w:p>
     <w:p>
       <w:pPr>
@@ -639,837 +1542,6 @@
         <w:rPr>
           <w:b/>
         </w:rPr>
-        <w:t>Sicherheits-/Lizenzbestätigung</w:t>
-      </w:r>
-      <w:r>
-        <w:t xml:space="preserve"> – eigene Rechte/MIT, lesbarer Code, keine</w:t>
-      </w:r>
-    </w:p>
-    <w:p>
-      <w:r>
-        <w:t>Secrets/Tokens/privaten Links, Verständnis, dass nur ein admin-geprüfter</w:t>
-      </w:r>
-    </w:p>
-    <w:p>
-      <w:r>
-        <w:t>Merge in den Store führt</w:t>
-      </w:r>
-    </w:p>
-    <w:p>
-      <w:pPr>
-        <w:ind w:left="240"/>
-      </w:pPr>
-      <w:r>
-        <w:rPr>
-          <w:i/>
-          <w:color w:val="444444"/>
-        </w:rPr>
-      </w:r>
-      <w:r>
-        <w:rPr>
-          <w:b/>
-          <w:i/>
-          <w:color w:val="444444"/>
-        </w:rPr>
-        <w:t>Wichtig zum Klarstellen:</w:t>
-      </w:r>
-      <w:r>
-        <w:rPr>
-          <w:i/>
-          <w:color w:val="444444"/>
-        </w:rPr>
-        <w:t xml:space="preserve"> Eine Discussion ist </w:t>
-      </w:r>
-      <w:r>
-        <w:rPr>
-          <w:b/>
-          <w:i/>
-          <w:color w:val="444444"/>
-        </w:rPr>
-        <w:t>kein Installationsweg</w:t>
-      </w:r>
-      <w:r>
-        <w:rPr>
-          <w:i/>
-          <w:color w:val="444444"/>
-        </w:rPr>
-        <w:t>.</w:t>
-      </w:r>
-    </w:p>
-    <w:p>
-      <w:pPr>
-        <w:ind w:left="240"/>
-      </w:pPr>
-      <w:r>
-        <w:rPr>
-          <w:i/>
-          <w:color w:val="444444"/>
-        </w:rPr>
-        <w:t>Sie ist ausschließlich ein Vorschlags-, Vorzeige- und Support-Kanal.</w:t>
-      </w:r>
-    </w:p>
-    <w:p>
-      <w:pPr>
-        <w:pStyle w:val="Heading1"/>
-      </w:pPr>
-      <w:r>
-        <w:t>3. Maintainer prüft die Einreichung</w:t>
-      </w:r>
-    </w:p>
-    <w:p>
-      <w:r>
-        <w:t xml:space="preserve">Prüfe jede Einreichung anhand dieser Checkliste, </w:t>
-      </w:r>
-      <w:r>
-        <w:rPr>
-          <w:b/>
-        </w:rPr>
-        <w:t>bevor</w:t>
-      </w:r>
-      <w:r>
-        <w:t xml:space="preserve"> du sie übernimmst:</w:t>
-      </w:r>
-    </w:p>
-    <w:p>
-      <w:pPr>
-        <w:ind w:left="240"/>
-      </w:pPr>
-      <w:r>
-        <w:t xml:space="preserve">☐ </w:t>
-      </w:r>
-      <w:r>
-        <w:t xml:space="preserve">Ist der </w:t>
-      </w:r>
-      <w:r>
-        <w:rPr>
-          <w:b/>
-        </w:rPr>
-        <w:t>Code lesbar</w:t>
-      </w:r>
-      <w:r>
-        <w:t>?</w:t>
-      </w:r>
-    </w:p>
-    <w:p>
-      <w:pPr>
-        <w:ind w:left="240"/>
-      </w:pPr>
-      <w:r>
-        <w:t xml:space="preserve">☐ </w:t>
-      </w:r>
-      <w:r>
-        <w:t xml:space="preserve">Ist der Code </w:t>
-      </w:r>
-      <w:r>
-        <w:rPr>
-          <w:b/>
-        </w:rPr>
-        <w:t>nicht minified/obfuscated</w:t>
-      </w:r>
-      <w:r>
-        <w:t>?</w:t>
-      </w:r>
-    </w:p>
-    <w:p>
-      <w:pPr>
-        <w:ind w:left="240"/>
-      </w:pPr>
-      <w:r>
-        <w:t xml:space="preserve">☐ </w:t>
-      </w:r>
-      <w:r>
-        <w:t xml:space="preserve">Enthält der Code </w:t>
-      </w:r>
-      <w:r>
-        <w:rPr>
-          <w:b/>
-        </w:rPr>
-        <w:t>keine Tokens, Secrets oder privaten Links</w:t>
-      </w:r>
-      <w:r>
-        <w:t>?</w:t>
-      </w:r>
-    </w:p>
-    <w:p>
-      <w:pPr>
-        <w:ind w:left="240"/>
-      </w:pPr>
-      <w:r>
-        <w:t xml:space="preserve">☐ </w:t>
-      </w:r>
-      <w:r>
-        <w:t xml:space="preserve">Gibt es </w:t>
-      </w:r>
-      <w:r>
-        <w:rPr>
-          <w:b/>
-        </w:rPr>
-        <w:t>keine unnötigen externen Requests</w:t>
-      </w:r>
-      <w:r>
-        <w:t xml:space="preserve"> (keine fremden CDNs/Tracker)?</w:t>
-      </w:r>
-    </w:p>
-    <w:p>
-      <w:pPr>
-        <w:ind w:left="240"/>
-      </w:pPr>
-      <w:r>
-        <w:t xml:space="preserve">☐ </w:t>
-      </w:r>
-      <w:r>
-        <w:t xml:space="preserve">Werden </w:t>
-      </w:r>
-      <w:r>
-        <w:rPr>
-          <w:b/>
-        </w:rPr>
-        <w:t>HTML/Texte sicher ausgegeben</w:t>
-      </w:r>
-      <w:r>
-        <w:t xml:space="preserve"> (</w:t>
-      </w:r>
-      <w:r>
-        <w:rPr>
-          <w:rFonts w:ascii="Consolas" w:hAnsi="Consolas"/>
-          <w:sz w:val="19"/>
-        </w:rPr>
-        <w:t>escapeHtml</w:t>
-      </w:r>
-      <w:r>
-        <w:t xml:space="preserve"> / </w:t>
-      </w:r>
-      <w:r>
-        <w:rPr>
-          <w:rFonts w:ascii="Consolas" w:hAnsi="Consolas"/>
-          <w:sz w:val="19"/>
-        </w:rPr>
-        <w:t>escapeAttr</w:t>
-      </w:r>
-      <w:r/>
-    </w:p>
-    <w:p>
-      <w:r>
-        <w:t xml:space="preserve">vor </w:t>
-      </w:r>
-      <w:r>
-        <w:rPr>
-          <w:rFonts w:ascii="Consolas" w:hAnsi="Consolas"/>
-          <w:sz w:val="19"/>
-        </w:rPr>
-        <w:t>innerHTML</w:t>
-      </w:r>
-      <w:r>
-        <w:t>)?</w:t>
-      </w:r>
-    </w:p>
-    <w:p>
-      <w:pPr>
-        <w:ind w:left="240"/>
-      </w:pPr>
-      <w:r>
-        <w:t xml:space="preserve">☐ </w:t>
-      </w:r>
-      <w:r>
-        <w:t xml:space="preserve">Werden </w:t>
-      </w:r>
-      <w:r>
-        <w:rPr>
-          <w:b/>
-        </w:rPr>
-        <w:t>URLs sicher behandelt</w:t>
-      </w:r>
-      <w:r>
-        <w:t xml:space="preserve"> (</w:t>
-      </w:r>
-      <w:r>
-        <w:rPr>
-          <w:rFonts w:ascii="Consolas" w:hAnsi="Consolas"/>
-          <w:sz w:val="19"/>
-        </w:rPr>
-        <w:t>safeUrl</w:t>
-      </w:r>
-      <w:r>
-        <w:t xml:space="preserve"> für externe </w:t>
-      </w:r>
-      <w:r>
-        <w:rPr>
-          <w:rFonts w:ascii="Consolas" w:hAnsi="Consolas"/>
-          <w:sz w:val="19"/>
-        </w:rPr>
-        <w:t>href</w:t>
-      </w:r>
-      <w:r>
-        <w:t>/</w:t>
-      </w:r>
-      <w:r>
-        <w:rPr>
-          <w:rFonts w:ascii="Consolas" w:hAnsi="Consolas"/>
-          <w:sz w:val="19"/>
-        </w:rPr>
-        <w:t>src</w:t>
-      </w:r>
-      <w:r>
-        <w:t>)?</w:t>
-      </w:r>
-    </w:p>
-    <w:p>
-      <w:pPr>
-        <w:ind w:left="240"/>
-      </w:pPr>
-      <w:r>
-        <w:t xml:space="preserve">☐ </w:t>
-      </w:r>
-      <w:r/>
-      <w:r>
-        <w:rPr>
-          <w:b/>
-        </w:rPr>
-        <w:t>Passt der Beitrag zum Neo Dashboard</w:t>
-      </w:r>
-      <w:r>
-        <w:t xml:space="preserve"> (Stil, Tokens </w:t>
-      </w:r>
-      <w:r>
-        <w:rPr>
-          <w:rFonts w:ascii="Consolas" w:hAnsi="Consolas"/>
-          <w:sz w:val="19"/>
-        </w:rPr>
-        <w:t>--neo-*</w:t>
-      </w:r>
-      <w:r>
-        <w:t>,</w:t>
-      </w:r>
-    </w:p>
-    <w:p>
-      <w:r/>
-      <w:r>
-        <w:rPr>
-          <w:rFonts w:ascii="Consolas" w:hAnsi="Consolas"/>
-          <w:sz w:val="19"/>
-        </w:rPr>
-        <w:t>.neo-card</w:t>
-      </w:r>
-      <w:r>
-        <w:t xml:space="preserve">-Hülle, sinnvolle </w:t>
-      </w:r>
-      <w:r>
-        <w:rPr>
-          <w:rFonts w:ascii="Consolas" w:hAnsi="Consolas"/>
-          <w:sz w:val="19"/>
-        </w:rPr>
-        <w:t>getCardSize()</w:t>
-      </w:r>
-      <w:r>
-        <w:t>)?</w:t>
-      </w:r>
-    </w:p>
-    <w:p>
-      <w:pPr>
-        <w:ind w:left="240"/>
-      </w:pPr>
-      <w:r>
-        <w:t xml:space="preserve">☐ </w:t>
-      </w:r>
-      <w:r>
-        <w:t xml:space="preserve">Ist die </w:t>
-      </w:r>
-      <w:r>
-        <w:rPr>
-          <w:b/>
-        </w:rPr>
-        <w:t>Lizenz klar</w:t>
-      </w:r>
-      <w:r>
-        <w:t xml:space="preserve"> (MIT-kompatibel)?</w:t>
-      </w:r>
-    </w:p>
-    <w:p>
-      <w:pPr>
-        <w:ind w:left="240"/>
-      </w:pPr>
-      <w:r>
-        <w:t xml:space="preserve">☐ </w:t>
-      </w:r>
-      <w:r>
-        <w:t xml:space="preserve">Ist der Beitrag </w:t>
-      </w:r>
-      <w:r>
-        <w:rPr>
-          <w:b/>
-        </w:rPr>
-        <w:t>Community oder Premium</w:t>
-      </w:r>
-      <w:r>
-        <w:t xml:space="preserve">? (Premium gehört </w:t>
-      </w:r>
-      <w:r>
-        <w:rPr>
-          <w:b/>
-        </w:rPr>
-        <w:t>nicht</w:t>
-      </w:r>
-      <w:r>
-        <w:t xml:space="preserve"> in</w:t>
-      </w:r>
-    </w:p>
-    <w:p>
-      <w:r>
-        <w:t>den öffentlichen Store.)</w:t>
-      </w:r>
-    </w:p>
-    <w:p>
-      <w:pPr>
-        <w:pStyle w:val="Heading1"/>
-      </w:pPr>
-      <w:r>
-        <w:t>4. Community-Karte ins Repo übernehmen</w:t>
-      </w:r>
-    </w:p>
-    <w:p>
-      <w:r>
-        <w:t xml:space="preserve">Für eine geprüfte Karte oder ein Modul legst du </w:t>
-      </w:r>
-      <w:r>
-        <w:rPr>
-          <w:b/>
-        </w:rPr>
-        <w:t>eine eigenständige Datei</w:t>
-      </w:r>
-      <w:r>
-        <w:t xml:space="preserve"> an:</w:t>
-      </w:r>
-    </w:p>
-    <w:p>
-      <w:pPr>
-        <w:spacing w:after="0"/>
-        <w:ind w:left="360"/>
-      </w:pPr>
-      <w:r>
-        <w:rPr>
-          <w:rFonts w:ascii="Consolas" w:hAnsi="Consolas"/>
-          <w:color w:val="1A1A1A"/>
-          <w:sz w:val="18"/>
-        </w:rPr>
-        <w:t>store/modules/&lt;id&gt;.js</w:t>
-      </w:r>
-    </w:p>
-    <w:p>
-      <w:r>
-        <w:t>Beispiel:</w:t>
-      </w:r>
-    </w:p>
-    <w:p>
-      <w:pPr>
-        <w:spacing w:after="0"/>
-        <w:ind w:left="360"/>
-      </w:pPr>
-      <w:r>
-        <w:rPr>
-          <w:rFonts w:ascii="Consolas" w:hAnsi="Consolas"/>
-          <w:color w:val="1A1A1A"/>
-          <w:sz w:val="18"/>
-        </w:rPr>
-        <w:t>store/modules/neo-community-example-card.js</w:t>
-      </w:r>
-    </w:p>
-    <w:p>
-      <w:r>
-        <w:t xml:space="preserve">Danach ergänzt du den passenden Eintrag in </w:t>
-      </w:r>
-      <w:r>
-        <w:rPr>
-          <w:b/>
-        </w:rPr>
-        <w:t>`store/index.json`</w:t>
-      </w:r>
-      <w:r>
-        <w:t>.</w:t>
-      </w:r>
-    </w:p>
-    <w:p>
-      <w:r>
-        <w:rPr>
-          <w:color w:val="808080"/>
-          <w:sz w:val="18"/>
-        </w:rPr>
-      </w:r>
-      <w:r>
-        <w:rPr>
-          <w:b/>
-          <w:color w:val="808080"/>
-          <w:sz w:val="18"/>
-        </w:rPr>
-        <w:t>Beispiel für einen Store-Eintrag:</w:t>
-      </w:r>
-      <w:r>
-        <w:rPr>
-          <w:color w:val="808080"/>
-          <w:sz w:val="18"/>
-        </w:rPr>
-      </w:r>
-    </w:p>
-    <w:p>
-      <w:pPr>
-        <w:spacing w:after="0"/>
-        <w:ind w:left="360"/>
-      </w:pPr>
-      <w:r>
-        <w:rPr>
-          <w:rFonts w:ascii="Consolas" w:hAnsi="Consolas"/>
-          <w:color w:val="1A1A1A"/>
-          <w:sz w:val="18"/>
-        </w:rPr>
-        <w:t>{</w:t>
-      </w:r>
-    </w:p>
-    <w:p>
-      <w:pPr>
-        <w:spacing w:after="0"/>
-        <w:ind w:left="360"/>
-      </w:pPr>
-      <w:r>
-        <w:rPr>
-          <w:rFonts w:ascii="Consolas" w:hAnsi="Consolas"/>
-          <w:color w:val="1A1A1A"/>
-          <w:sz w:val="18"/>
-        </w:rPr>
-        <w:t xml:space="preserve">  "id": "neo-community-example-card",</w:t>
-      </w:r>
-    </w:p>
-    <w:p>
-      <w:pPr>
-        <w:spacing w:after="0"/>
-        <w:ind w:left="360"/>
-      </w:pPr>
-      <w:r>
-        <w:rPr>
-          <w:rFonts w:ascii="Consolas" w:hAnsi="Consolas"/>
-          <w:color w:val="1A1A1A"/>
-          <w:sz w:val="18"/>
-        </w:rPr>
-        <w:t xml:space="preserve">  "kind": "card",</w:t>
-      </w:r>
-    </w:p>
-    <w:p>
-      <w:pPr>
-        <w:spacing w:after="0"/>
-        <w:ind w:left="360"/>
-      </w:pPr>
-      <w:r>
-        <w:rPr>
-          <w:rFonts w:ascii="Consolas" w:hAnsi="Consolas"/>
-          <w:color w:val="1A1A1A"/>
-          <w:sz w:val="18"/>
-        </w:rPr>
-        <w:t xml:space="preserve">  "name": "Community Example Card",</w:t>
-      </w:r>
-    </w:p>
-    <w:p>
-      <w:pPr>
-        <w:spacing w:after="0"/>
-        <w:ind w:left="360"/>
-      </w:pPr>
-      <w:r>
-        <w:rPr>
-          <w:rFonts w:ascii="Consolas" w:hAnsi="Consolas"/>
-          <w:color w:val="1A1A1A"/>
-          <w:sz w:val="18"/>
-        </w:rPr>
-        <w:t xml:space="preserve">  "description": "A curated example community card for Neo Dashboard.",</w:t>
-      </w:r>
-    </w:p>
-    <w:p>
-      <w:pPr>
-        <w:spacing w:after="0"/>
-        <w:ind w:left="360"/>
-      </w:pPr>
-      <w:r>
-        <w:rPr>
-          <w:rFonts w:ascii="Consolas" w:hAnsi="Consolas"/>
-          <w:color w:val="1A1A1A"/>
-          <w:sz w:val="18"/>
-        </w:rPr>
-        <w:t xml:space="preserve">  "target": "neo-community-example-card",</w:t>
-      </w:r>
-    </w:p>
-    <w:p>
-      <w:pPr>
-        <w:spacing w:after="0"/>
-        <w:ind w:left="360"/>
-      </w:pPr>
-      <w:r>
-        <w:rPr>
-          <w:rFonts w:ascii="Consolas" w:hAnsi="Consolas"/>
-          <w:color w:val="1A1A1A"/>
-          <w:sz w:val="18"/>
-        </w:rPr>
-        <w:t xml:space="preserve">  "author": "Community",</w:t>
-      </w:r>
-    </w:p>
-    <w:p>
-      <w:pPr>
-        <w:spacing w:after="0"/>
-        <w:ind w:left="360"/>
-      </w:pPr>
-      <w:r>
-        <w:rPr>
-          <w:rFonts w:ascii="Consolas" w:hAnsi="Consolas"/>
-          <w:color w:val="1A1A1A"/>
-          <w:sz w:val="18"/>
-        </w:rPr>
-        <w:t xml:space="preserve">  "version": "0.0.1",</w:t>
-      </w:r>
-    </w:p>
-    <w:p>
-      <w:pPr>
-        <w:spacing w:after="0"/>
-        <w:ind w:left="360"/>
-      </w:pPr>
-      <w:r>
-        <w:rPr>
-          <w:rFonts w:ascii="Consolas" w:hAnsi="Consolas"/>
-          <w:color w:val="1A1A1A"/>
-          <w:sz w:val="18"/>
-        </w:rPr>
-        <w:t xml:space="preserve">  "icon": "🧩",</w:t>
-      </w:r>
-    </w:p>
-    <w:p>
-      <w:pPr>
-        <w:spacing w:after="0"/>
-        <w:ind w:left="360"/>
-      </w:pPr>
-      <w:r>
-        <w:rPr>
-          <w:rFonts w:ascii="Consolas" w:hAnsi="Consolas"/>
-          <w:color w:val="1A1A1A"/>
-          <w:sz w:val="18"/>
-        </w:rPr>
-        <w:t xml:space="preserve">  "url": "https://cdn.jsdelivr.net/gh/bkstudy2025/neo-dashboard-kit@main/store/modules/neo-community-example-card.js",</w:t>
-      </w:r>
-    </w:p>
-    <w:p>
-      <w:pPr>
-        <w:spacing w:after="0"/>
-        <w:ind w:left="360"/>
-      </w:pPr>
-      <w:r>
-        <w:rPr>
-          <w:rFonts w:ascii="Consolas" w:hAnsi="Consolas"/>
-          <w:color w:val="1A1A1A"/>
-          <w:sz w:val="18"/>
-        </w:rPr>
-        <w:t xml:space="preserve">  "homepage": "https://github.com/bkstudy2025/neo-dashboard-kit/discussions/categories/community-cards-modules"</w:t>
-      </w:r>
-    </w:p>
-    <w:p>
-      <w:pPr>
-        <w:spacing w:after="0"/>
-        <w:ind w:left="360"/>
-      </w:pPr>
-      <w:r>
-        <w:rPr>
-          <w:rFonts w:ascii="Consolas" w:hAnsi="Consolas"/>
-          <w:color w:val="1A1A1A"/>
-          <w:sz w:val="18"/>
-        </w:rPr>
-        <w:t>}</w:t>
-      </w:r>
-    </w:p>
-    <w:p>
-      <w:r>
-        <w:rPr>
-          <w:color w:val="808080"/>
-          <w:sz w:val="18"/>
-        </w:rPr>
-      </w:r>
-      <w:r>
-        <w:rPr>
-          <w:b/>
-          <w:color w:val="808080"/>
-          <w:sz w:val="18"/>
-        </w:rPr>
-        <w:t>Worauf es ankommt:</w:t>
-      </w:r>
-      <w:r>
-        <w:rPr>
-          <w:color w:val="808080"/>
-          <w:sz w:val="18"/>
-        </w:rPr>
-      </w:r>
-    </w:p>
-    <w:p>
-      <w:pPr>
-        <w:pStyle w:val="ListBullet"/>
-      </w:pPr>
-      <w:r/>
-      <w:r>
-        <w:rPr>
-          <w:b/>
-        </w:rPr>
-        <w:t>`author: "Community"`</w:t>
-      </w:r>
-      <w:r>
-        <w:t xml:space="preserve"> ist wichtig – steuert das Badge und die Einordnung</w:t>
-      </w:r>
-    </w:p>
-    <w:p>
-      <w:r>
-        <w:t xml:space="preserve">als Community-Beitrag (Premium nutzt </w:t>
-      </w:r>
-      <w:r>
-        <w:rPr>
-          <w:rFonts w:ascii="Consolas" w:hAnsi="Consolas"/>
-          <w:sz w:val="19"/>
-        </w:rPr>
-        <w:t>author: "Premium"</w:t>
-      </w:r>
-      <w:r>
-        <w:t>).</w:t>
-      </w:r>
-    </w:p>
-    <w:p>
-      <w:pPr>
-        <w:pStyle w:val="ListBullet"/>
-      </w:pPr>
-      <w:r/>
-      <w:r>
-        <w:rPr>
-          <w:b/>
-        </w:rPr>
-        <w:t>`kind: "card"`</w:t>
-      </w:r>
-      <w:r>
-        <w:t xml:space="preserve"> oder </w:t>
-      </w:r>
-      <w:r>
-        <w:rPr>
-          <w:b/>
-        </w:rPr>
-        <w:t>`kind: "module"`</w:t>
-      </w:r>
-      <w:r>
-        <w:t xml:space="preserve"> ist wichtig – steuert das Badge</w:t>
-      </w:r>
-    </w:p>
-    <w:p>
-      <w:r>
-        <w:t xml:space="preserve">„Karte/Modul" im Store. Bei </w:t>
-      </w:r>
-      <w:r>
-        <w:rPr>
-          <w:b/>
-        </w:rPr>
-        <w:t>Karten</w:t>
-      </w:r>
-      <w:r>
-        <w:t xml:space="preserve"> ist </w:t>
-      </w:r>
-      <w:r>
-        <w:rPr>
-          <w:rFonts w:ascii="Consolas" w:hAnsi="Consolas"/>
-          <w:sz w:val="19"/>
-        </w:rPr>
-        <w:t>target</w:t>
-      </w:r>
-      <w:r>
-        <w:t xml:space="preserve"> = die eigene </w:t>
-      </w:r>
-      <w:r>
-        <w:rPr>
-          <w:rFonts w:ascii="Consolas" w:hAnsi="Consolas"/>
-          <w:sz w:val="19"/>
-        </w:rPr>
-        <w:t>id</w:t>
-      </w:r>
-      <w:r>
-        <w:t>; bei</w:t>
-      </w:r>
-    </w:p>
-    <w:p>
-      <w:r/>
-      <w:r>
-        <w:rPr>
-          <w:b/>
-        </w:rPr>
-        <w:t>Modulen</w:t>
-      </w:r>
-      <w:r>
-        <w:t xml:space="preserve"> ist </w:t>
-      </w:r>
-      <w:r>
-        <w:rPr>
-          <w:rFonts w:ascii="Consolas" w:hAnsi="Consolas"/>
-          <w:sz w:val="19"/>
-        </w:rPr>
-        <w:t>target</w:t>
-      </w:r>
-      <w:r>
-        <w:t xml:space="preserve"> die Ziel-Karte(n) bzw. </w:t>
-      </w:r>
-      <w:r>
-        <w:rPr>
-          <w:rFonts w:ascii="Consolas" w:hAnsi="Consolas"/>
-          <w:sz w:val="19"/>
-        </w:rPr>
-        <w:t>"*"</w:t>
-      </w:r>
-      <w:r>
-        <w:t xml:space="preserve"> für alle.</w:t>
-      </w:r>
-    </w:p>
-    <w:p>
-      <w:pPr>
-        <w:pStyle w:val="ListBullet"/>
-      </w:pPr>
-      <w:r/>
-      <w:r>
-        <w:rPr>
-          <w:b/>
-        </w:rPr>
-        <w:t>`id` muss mit der `id`/dem `type` im Code übereinstimmen.</w:t>
-      </w:r>
-      <w:r/>
-    </w:p>
-    <w:p>
-      <w:pPr>
-        <w:pStyle w:val="ListBullet"/>
-      </w:pPr>
-      <w:r/>
-      <w:r>
-        <w:rPr>
-          <w:b/>
-        </w:rPr>
-        <w:t>`version`</w:t>
-      </w:r>
-      <w:r>
-        <w:t xml:space="preserve"> muss bei Updates erhöht werden (im Code </w:t>
-      </w:r>
-      <w:r>
-        <w:rPr>
-          <w:b/>
-        </w:rPr>
-        <w:t>und</w:t>
-      </w:r>
-      <w:r>
-        <w:t xml:space="preserve"> im Index – siehe</w:t>
-      </w:r>
-    </w:p>
-    <w:p>
-      <w:r>
-        <w:t>Abschnitt 7).</w:t>
-      </w:r>
-    </w:p>
-    <w:p>
-      <w:pPr>
-        <w:pStyle w:val="ListBullet"/>
-      </w:pPr>
-      <w:r/>
-      <w:r>
-        <w:rPr>
-          <w:b/>
-        </w:rPr>
         <w:t>Premium kommt nicht in `store/index.json`.</w:t>
       </w:r>
       <w:r/>
@@ -1479,38 +1551,53 @@
         <w:pStyle w:val="Heading1"/>
       </w:pPr>
       <w:r>
-        <w:t>5. PR und Merge (Maintainer-intern)</w:t>
+        <w:t>5. PR und Merge</w:t>
       </w:r>
     </w:p>
     <w:p>
       <w:r>
-        <w:t xml:space="preserve">Dieser Schritt ist </w:t>
+        <w:t xml:space="preserve">Ein PR kommt entweder </w:t>
       </w:r>
       <w:r>
         <w:rPr>
           <w:b/>
         </w:rPr>
-        <w:t>dein</w:t>
-      </w:r>
-      <w:r>
-        <w:t xml:space="preserve"> Maintainer-Werkzeug zur Übernahme – </w:t>
+        <w:t>von der Community</w:t>
+      </w:r>
+      <w:r>
+        <w:t xml:space="preserve"> (Weg B) oder von dir selbst, wenn du</w:t>
+      </w:r>
+    </w:p>
+    <w:p>
+      <w:r>
+        <w:t xml:space="preserve">einen Discussion-Vorschlag (Weg A) übernimmst. In beiden Fällen läuft die </w:t>
       </w:r>
       <w:r>
         <w:rPr>
           <w:b/>
         </w:rPr>
-        <w:t>kein</w:t>
+        <w:t>CI</w:t>
       </w:r>
       <w:r/>
     </w:p>
     <w:p>
       <w:r>
-        <w:t>Einreichungsweg für die Community (die reicht ausschließlich über Discussions</w:t>
+        <w:t>(</w:t>
+      </w:r>
+      <w:r>
+        <w:rPr>
+          <w:rFonts w:ascii="Consolas" w:hAnsi="Consolas"/>
+          <w:sz w:val="19"/>
+        </w:rPr>
+        <w:t>scripts/validate-store.mjs</w:t>
+      </w:r>
+      <w:r>
+        <w:t>) und prüft Katalog + Moduldatei vor dem Merge. So</w:t>
       </w:r>
     </w:p>
     <w:p>
       <w:r>
-        <w:t>ein, siehe Abschnitt 2). So sieht ein sauberer Übernahme-PR aus:</w:t>
+        <w:t>sieht ein sauberer Store-PR aus:</w:t>
       </w:r>
     </w:p>
     <w:p>
